--- a/templates/hebrew_template.docx
+++ b/templates/hebrew_template.docx
@@ -69,9 +69,10 @@
   <w:p>
     <w:pPr>
       <w:spacing w:line="256" w:lineRule="auto"/>
-      <w:jc w:val="both"/>
+      <w:jc w:val="center"/>
       <w:rPr>
         <w:rFonts w:ascii="Calibri" w:eastAsia="Calibri" w:hAnsi="Calibri"/>
+        <w:color w:val="7F7F7F" w:themeColor="text1" w:themeTint="80"/>
         <w:kern w:val="0"/>
         <w:sz w:val="28"/>
         <w:szCs w:val="28"/>
@@ -85,6 +86,7 @@
         <w:rFonts w:ascii="Calibri" w:eastAsia="Calibri" w:hAnsi="Calibri"/>
         <w:b/>
         <w:bCs/>
+        <w:color w:val="7F7F7F" w:themeColor="text1" w:themeTint="80"/>
         <w:kern w:val="0"/>
         <w:sz w:val="32"/>
         <w:szCs w:val="32"/>
@@ -100,6 +102,7 @@
         <w:rFonts w:ascii="Calibri" w:eastAsia="Calibri" w:hAnsi="Calibri"/>
         <w:b/>
         <w:bCs/>
+        <w:color w:val="7F7F7F" w:themeColor="text1" w:themeTint="80"/>
         <w:kern w:val="0"/>
         <w:sz w:val="32"/>
         <w:szCs w:val="32"/>
@@ -115,6 +118,7 @@
         <w:rFonts w:ascii="Calibri" w:eastAsia="Calibri" w:hAnsi="Calibri"/>
         <w:b/>
         <w:bCs/>
+        <w:color w:val="7F7F7F" w:themeColor="text1" w:themeTint="80"/>
         <w:kern w:val="0"/>
         <w:sz w:val="32"/>
         <w:szCs w:val="32"/>
@@ -130,6 +134,7 @@
         <w:rFonts w:ascii="Calibri" w:eastAsia="Calibri" w:hAnsi="Calibri"/>
         <w:b/>
         <w:bCs/>
+        <w:color w:val="7F7F7F" w:themeColor="text1" w:themeTint="80"/>
         <w:kern w:val="0"/>
         <w:sz w:val="32"/>
         <w:szCs w:val="32"/>
@@ -144,6 +149,7 @@
         <w:rFonts w:ascii="Calibri" w:eastAsia="Calibri" w:hAnsi="Calibri"/>
         <w:b/>
         <w:bCs/>
+        <w:color w:val="7F7F7F" w:themeColor="text1" w:themeTint="80"/>
         <w:kern w:val="0"/>
         <w:sz w:val="28"/>
         <w:szCs w:val="28"/>
@@ -156,6 +162,7 @@
     <w:r>
       <w:rPr>
         <w:rFonts w:ascii="Calibri" w:eastAsia="Calibri" w:hAnsi="Calibri"/>
+        <w:color w:val="7F7F7F" w:themeColor="text1" w:themeTint="80"/>
         <w:kern w:val="0"/>
         <w:sz w:val="28"/>
         <w:szCs w:val="28"/>
@@ -169,6 +176,7 @@
     <w:r>
       <w:rPr>
         <w:rFonts w:ascii="Calibri" w:eastAsia="Calibri" w:hAnsi="Calibri"/>
+        <w:color w:val="7F7F7F" w:themeColor="text1" w:themeTint="80"/>
         <w:kern w:val="0"/>
         <w:sz w:val="28"/>
         <w:szCs w:val="28"/>
@@ -182,6 +190,7 @@
     <w:r>
       <w:rPr>
         <w:rFonts w:ascii="Calibri" w:eastAsia="Calibri" w:hAnsi="Calibri"/>
+        <w:color w:val="7F7F7F" w:themeColor="text1" w:themeTint="80"/>
         <w:kern w:val="0"/>
         <w:sz w:val="28"/>
         <w:szCs w:val="28"/>
@@ -195,6 +204,7 @@
     <w:r>
       <w:rPr>
         <w:rFonts w:ascii="Calibri" w:eastAsia="Calibri" w:hAnsi="Calibri"/>
+        <w:color w:val="7F7F7F" w:themeColor="text1" w:themeTint="80"/>
         <w:kern w:val="0"/>
         <w:sz w:val="28"/>
         <w:szCs w:val="28"/>
@@ -208,6 +218,7 @@
     <w:r>
       <w:rPr>
         <w:rFonts w:ascii="Calibri" w:eastAsia="Calibri" w:hAnsi="Calibri"/>
+        <w:color w:val="7F7F7F" w:themeColor="text1" w:themeTint="80"/>
         <w:kern w:val="0"/>
         <w:sz w:val="28"/>
         <w:szCs w:val="28"/>
@@ -215,7 +226,7 @@
         <w:lang w:val="en-US"/>
         <w14:ligatures w14:val="none"/>
       </w:rPr>
-      <w:t xml:space="preserve"> והסקה                                   </w:t>
+      <w:t xml:space="preserve"> והסקה</w:t>
     </w:r>
   </w:p>
   <w:p>
@@ -227,6 +238,7 @@
       <w:rPr>
         <w:rFonts w:ascii="Times New Roman" w:eastAsia="Times New Roman" w:hAnsi="Times New Roman" w:cs="David"/>
         <w:noProof/>
+        <w:color w:val="7F7F7F" w:themeColor="text1" w:themeTint="80"/>
         <w:kern w:val="0"/>
         <w:sz w:val="28"/>
         <w:szCs w:val="28"/>
@@ -239,6 +251,7 @@
       <w:rPr>
         <w:rFonts w:ascii="Times New Roman" w:eastAsia="Times New Roman" w:hAnsi="Times New Roman" w:cs="David"/>
         <w:noProof/>
+        <w:color w:val="7F7F7F" w:themeColor="text1" w:themeTint="80"/>
         <w:kern w:val="0"/>
         <w:sz w:val="28"/>
         <w:szCs w:val="28"/>
@@ -255,6 +268,7 @@
       <w:jc w:val="center"/>
       <w:rPr>
         <w:rFonts w:ascii="Calibri" w:eastAsia="Calibri" w:hAnsi="Calibri"/>
+        <w:color w:val="7F7F7F" w:themeColor="text1" w:themeTint="80"/>
         <w:kern w:val="0"/>
         <w:sz w:val="28"/>
         <w:szCs w:val="28"/>
@@ -265,6 +279,7 @@
     <w:r>
       <w:rPr>
         <w:rFonts w:ascii="Calibri" w:eastAsia="Calibri" w:hAnsi="Calibri"/>
+        <w:color w:val="7F7F7F" w:themeColor="text1" w:themeTint="80"/>
         <w:kern w:val="0"/>
         <w:sz w:val="28"/>
         <w:szCs w:val="28"/>
@@ -1187,6 +1202,7 @@
   <w:style w:type="character" w:default="1" w:styleId="DefaultParagraphFont">
     <w:name w:val="Default Paragraph Font"/>
     <w:uiPriority w:val="1"/>
+    <w:semiHidden/>
     <w:unhideWhenUsed/>
   </w:style>
   <w:style w:type="table" w:default="1" w:styleId="TableNormal">

--- a/templates/hebrew_template.docx
+++ b/templates/hebrew_template.docx
@@ -2,7 +2,11 @@
 <file path=word/document.xml><?xml version="1.0" encoding="utf-8"?>
 <w:document xmlns:wpc="http://schemas.microsoft.com/office/word/2010/wordprocessingCanvas" xmlns:cx="http://schemas.microsoft.com/office/drawing/2014/chartex" xmlns:cx1="http://schemas.microsoft.com/office/drawing/2015/9/8/chartex" xmlns:cx2="http://schemas.microsoft.com/office/drawing/2015/10/21/chartex" xmlns:cx3="http://schemas.microsoft.com/office/drawing/2016/5/9/chartex" xmlns:cx4="http://schemas.microsoft.com/office/drawing/2016/5/10/chartex" xmlns:cx5="http://schemas.microsoft.com/office/drawing/2016/5/11/chartex" xmlns:cx6="http://schemas.microsoft.com/office/drawing/2016/5/12/chartex" xmlns:cx7="http://schemas.microsoft.com/office/drawing/2016/5/13/chartex" xmlns:cx8="http://schemas.microsoft.com/office/drawing/2016/5/14/chartex" xmlns:mc="http://schemas.openxmlformats.org/markup-compatibility/2006" xmlns:aink="http://schemas.microsoft.com/office/drawing/2016/ink" xmlns:am3d="http://schemas.microsoft.com/office/drawing/2017/model3d" xmlns:o="urn:schemas-microsoft-com:office:office" xmlns:oel="http://schemas.microsoft.com/office/2019/extlst" xmlns:r="http://schemas.openxmlformats.org/officeDocument/2006/relationships" xmlns:m="http://schemas.openxmlformats.org/officeDocument/2006/math" xmlns:v="urn:schemas-microsoft-com:vml" xmlns:wp14="http://schemas.microsoft.com/office/word/2010/wordprocessingDrawing" xmlns:wp="http://schemas.openxmlformats.org/drawingml/2006/wordprocessingDrawing" xmlns:w10="urn:schemas-microsoft-com:office:word" xmlns:w="http://schemas.openxmlformats.org/wordprocessingml/2006/main" xmlns:w14="http://schemas.microsoft.com/office/word/2010/wordml" xmlns:w15="http://schemas.microsoft.com/office/word/2012/wordml" xmlns:w16cex="http://schemas.microsoft.com/office/word/2018/wordml/cex" xmlns:w16cid="http://schemas.microsoft.com/office/word/2016/wordml/cid" xmlns:w16="http://schemas.microsoft.com/office/word/2018/wordml" xmlns:w16du="http://schemas.microsoft.com/office/word/2023/wordml/word16du" xmlns:w16sdtdh="http://schemas.microsoft.com/office/word/2020/wordml/sdtdatahash" xmlns:w16sdtfl="http://schemas.microsoft.com/office/word/2024/wordml/sdtformatlock" xmlns:w16se="http://schemas.microsoft.com/office/word/2015/wordml/symex" xmlns:wpg="http://schemas.microsoft.com/office/word/2010/wordprocessingGroup" xmlns:wpi="http://schemas.microsoft.com/office/word/2010/wordprocessingInk" xmlns:wne="http://schemas.microsoft.com/office/word/2006/wordml" xmlns:wps="http://schemas.microsoft.com/office/word/2010/wordprocessingShape" mc:Ignorable="w14 w15 w16se w16cid w16 w16cex w16sdtdh w16sdtfl w16du wp14">
   <w:body>
-    <w:p/>
+    <w:p>
+      <w:pPr>
+        <w:pStyle w:val="Heading2"/>
+      </w:pPr>
+    </w:p>
     <w:sectPr>
       <w:headerReference w:type="default" r:id="rId7"/>
       <w:pgSz w:w="11906" w:h="16838"/>
@@ -19,7 +23,7 @@
   <w:endnote w:type="separator" w:id="-1">
     <w:p>
       <w:pPr>
-        <w:spacing w:after="0" w:line="240" w:lineRule="auto"/>
+        <w:spacing w:line="240" w:lineRule="auto"/>
       </w:pPr>
       <w:r>
         <w:separator/>
@@ -29,7 +33,7 @@
   <w:endnote w:type="continuationSeparator" w:id="0">
     <w:p>
       <w:pPr>
-        <w:spacing w:after="0" w:line="240" w:lineRule="auto"/>
+        <w:spacing w:line="240" w:lineRule="auto"/>
       </w:pPr>
       <w:r>
         <w:continuationSeparator/>
@@ -44,7 +48,7 @@
   <w:footnote w:type="separator" w:id="-1">
     <w:p>
       <w:pPr>
-        <w:spacing w:after="0" w:line="240" w:lineRule="auto"/>
+        <w:spacing w:line="240" w:lineRule="auto"/>
       </w:pPr>
       <w:r>
         <w:separator/>
@@ -54,7 +58,7 @@
   <w:footnote w:type="continuationSeparator" w:id="0">
     <w:p>
       <w:pPr>
-        <w:spacing w:after="0" w:line="240" w:lineRule="auto"/>
+        <w:spacing w:line="240" w:lineRule="auto"/>
       </w:pPr>
       <w:r>
         <w:continuationSeparator/>
@@ -232,11 +236,11 @@
   <w:p>
     <w:pPr>
       <w:keepNext/>
-      <w:spacing w:after="0" w:line="240" w:lineRule="auto"/>
+      <w:spacing w:line="240" w:lineRule="auto"/>
       <w:jc w:val="center"/>
       <w:outlineLvl w:val="0"/>
       <w:rPr>
-        <w:rFonts w:ascii="Times New Roman" w:eastAsia="Times New Roman" w:hAnsi="Times New Roman" w:cs="David"/>
+        <w:rFonts w:ascii="Times New Roman" w:eastAsia="Times New Roman" w:hAnsi="Times New Roman"/>
         <w:noProof/>
         <w:color w:val="7F7F7F" w:themeColor="text1" w:themeTint="80"/>
         <w:kern w:val="0"/>
@@ -249,7 +253,7 @@
     </w:pPr>
     <w:r>
       <w:rPr>
-        <w:rFonts w:ascii="Times New Roman" w:eastAsia="Times New Roman" w:hAnsi="Times New Roman" w:cs="David"/>
+        <w:rFonts w:ascii="Times New Roman" w:eastAsia="Times New Roman" w:hAnsi="Times New Roman"/>
         <w:noProof/>
         <w:color w:val="7F7F7F" w:themeColor="text1" w:themeTint="80"/>
         <w:kern w:val="0"/>
@@ -995,12 +999,13 @@
   <w:style w:type="paragraph" w:default="1" w:styleId="Normal">
     <w:name w:val="Normal"/>
     <w:qFormat/>
-    <w:rsid w:val="005718C4"/>
+    <w:rsid w:val="00F432CF"/>
     <w:pPr>
       <w:bidi/>
-    </w:pPr>
-    <w:rPr>
-      <w:rFonts w:ascii="Arial" w:hAnsi="Arial" w:cs="Arial"/>
+      <w:spacing w:after="0" w:line="360" w:lineRule="auto"/>
+    </w:pPr>
+    <w:rPr>
+      <w:rFonts w:ascii="David" w:hAnsi="David" w:cs="David"/>
     </w:rPr>
   </w:style>
   <w:style w:type="paragraph" w:styleId="Heading1">
@@ -1010,18 +1015,20 @@
     <w:link w:val="Heading1Char"/>
     <w:uiPriority w:val="9"/>
     <w:qFormat/>
-    <w:rsid w:val="00557201"/>
+    <w:rsid w:val="00413167"/>
     <w:pPr>
       <w:keepNext/>
       <w:keepLines/>
-      <w:spacing w:before="360" w:after="80"/>
+      <w:spacing w:before="120" w:after="120"/>
       <w:outlineLvl w:val="0"/>
     </w:pPr>
     <w:rPr>
-      <w:rFonts w:ascii="Arial Black" w:eastAsiaTheme="majorEastAsia" w:hAnsi="Arial Black"/>
-      <w:color w:val="0F4761" w:themeColor="accent1" w:themeShade="BF"/>
-      <w:sz w:val="40"/>
-      <w:szCs w:val="40"/>
+      <w:rFonts w:eastAsiaTheme="majorEastAsia"/>
+      <w:b/>
+      <w:bCs/>
+      <w:color w:val="000000" w:themeColor="text1"/>
+      <w:sz w:val="32"/>
+      <w:szCs w:val="32"/>
     </w:rPr>
   </w:style>
   <w:style w:type="paragraph" w:styleId="Heading2">
@@ -1032,18 +1039,18 @@
     <w:uiPriority w:val="9"/>
     <w:unhideWhenUsed/>
     <w:qFormat/>
-    <w:rsid w:val="004F7349"/>
+    <w:rsid w:val="00413167"/>
     <w:pPr>
       <w:keepNext/>
       <w:keepLines/>
-      <w:spacing w:before="160" w:after="80"/>
+      <w:spacing w:before="120"/>
       <w:outlineLvl w:val="1"/>
     </w:pPr>
     <w:rPr>
       <w:rFonts w:eastAsiaTheme="majorEastAsia"/>
-      <w:color w:val="0F4761" w:themeColor="accent1" w:themeShade="BF"/>
-      <w:sz w:val="32"/>
-      <w:szCs w:val="32"/>
+      <w:b/>
+      <w:bCs/>
+      <w:color w:val="000000" w:themeColor="text1"/>
     </w:rPr>
   </w:style>
   <w:style w:type="paragraph" w:styleId="Heading3">
@@ -1124,7 +1131,7 @@
     <w:pPr>
       <w:keepNext/>
       <w:keepLines/>
-      <w:spacing w:before="40" w:after="0"/>
+      <w:spacing w:before="40"/>
       <w:outlineLvl w:val="5"/>
     </w:pPr>
     <w:rPr>
@@ -1147,7 +1154,7 @@
     <w:pPr>
       <w:keepNext/>
       <w:keepLines/>
-      <w:spacing w:before="40" w:after="0"/>
+      <w:spacing w:before="40"/>
       <w:outlineLvl w:val="6"/>
     </w:pPr>
     <w:rPr>
@@ -1168,7 +1175,6 @@
     <w:pPr>
       <w:keepNext/>
       <w:keepLines/>
-      <w:spacing w:after="0"/>
       <w:outlineLvl w:val="7"/>
     </w:pPr>
     <w:rPr>
@@ -1191,7 +1197,6 @@
     <w:pPr>
       <w:keepNext/>
       <w:keepLines/>
-      <w:spacing w:after="0"/>
       <w:outlineLvl w:val="8"/>
     </w:pPr>
     <w:rPr>
@@ -1231,12 +1236,14 @@
     <w:basedOn w:val="DefaultParagraphFont"/>
     <w:link w:val="Heading1"/>
     <w:uiPriority w:val="9"/>
-    <w:rsid w:val="00557201"/>
-    <w:rPr>
-      <w:rFonts w:ascii="Arial Black" w:eastAsiaTheme="majorEastAsia" w:hAnsi="Arial Black" w:cs="Arial"/>
-      <w:color w:val="0F4761" w:themeColor="accent1" w:themeShade="BF"/>
-      <w:sz w:val="40"/>
-      <w:szCs w:val="40"/>
+    <w:rsid w:val="00413167"/>
+    <w:rPr>
+      <w:rFonts w:ascii="David" w:eastAsiaTheme="majorEastAsia" w:hAnsi="David" w:cs="David"/>
+      <w:b/>
+      <w:bCs/>
+      <w:color w:val="000000" w:themeColor="text1"/>
+      <w:sz w:val="32"/>
+      <w:szCs w:val="32"/>
     </w:rPr>
   </w:style>
   <w:style w:type="character" w:customStyle="1" w:styleId="Heading2Char">
@@ -1244,12 +1251,12 @@
     <w:basedOn w:val="DefaultParagraphFont"/>
     <w:link w:val="Heading2"/>
     <w:uiPriority w:val="9"/>
-    <w:rsid w:val="004F7349"/>
-    <w:rPr>
-      <w:rFonts w:ascii="Arial" w:eastAsiaTheme="majorEastAsia" w:hAnsi="Arial" w:cs="Arial"/>
-      <w:color w:val="0F4761" w:themeColor="accent1" w:themeShade="BF"/>
-      <w:sz w:val="32"/>
-      <w:szCs w:val="32"/>
+    <w:rsid w:val="00413167"/>
+    <w:rPr>
+      <w:rFonts w:ascii="David" w:eastAsiaTheme="majorEastAsia" w:hAnsi="David" w:cs="David"/>
+      <w:b/>
+      <w:bCs/>
+      <w:color w:val="000000" w:themeColor="text1"/>
     </w:rPr>
   </w:style>
   <w:style w:type="character" w:customStyle="1" w:styleId="Heading3Char">
@@ -1633,7 +1640,7 @@
         <w:tab w:val="center" w:pos="4513"/>
         <w:tab w:val="right" w:pos="9026"/>
       </w:tabs>
-      <w:spacing w:after="0" w:line="240" w:lineRule="auto"/>
+      <w:spacing w:line="240" w:lineRule="auto"/>
     </w:pPr>
   </w:style>
   <w:style w:type="character" w:customStyle="1" w:styleId="HeaderChar">
@@ -1658,7 +1665,7 @@
         <w:tab w:val="center" w:pos="4513"/>
         <w:tab w:val="right" w:pos="9026"/>
       </w:tabs>
-      <w:spacing w:after="0" w:line="240" w:lineRule="auto"/>
+      <w:spacing w:line="240" w:lineRule="auto"/>
     </w:pPr>
   </w:style>
   <w:style w:type="character" w:customStyle="1" w:styleId="FooterChar">
